--- a/policies/build/sop_record_masters/FMS/SOP_FMS.1.a_to_f_planned_facilities_utilities_environment.docx
+++ b/policies/build/sop_record_masters/FMS/SOP_FMS.1.a_to_f_planned_facilities_utilities_environment.docx
@@ -297,7 +297,22 @@
         <w:pStyle w:val="ListParagraph"/>
       </w:pPr>
       <w:r>
-        <w:t>• National Health Mission. (2022). Indian Public Health Standards.</w:t>
+        <w:t xml:space="preserve">• </w:t>
+      </w:r>
+      <w:r>
+        <w:t xml:space="preserve">National Health Mission. (2022). </w:t>
+      </w:r>
+      <w:hyperlink r:id="rId9">
+        <w:r>
+          <w:rPr>
+            <w:color w:val="0563C1"/>
+            <w:u w:val="single"/>
+          </w:rPr>
+          <w:t>Indian Public Health Standards</w:t>
+        </w:r>
+      </w:hyperlink>
+      <w:r>
+        <w:t>.</w:t>
       </w:r>
     </w:p>
     <w:p>
@@ -305,7 +320,22 @@
         <w:pStyle w:val="ListParagraph"/>
       </w:pPr>
       <w:r>
-        <w:t>• Bureau of Indian Standards. (2016). National Building Code of India, 2016.</w:t>
+        <w:t xml:space="preserve">• </w:t>
+      </w:r>
+      <w:r>
+        <w:t xml:space="preserve">Bureau of Indian Standards. (2016). </w:t>
+      </w:r>
+      <w:hyperlink r:id="rId10">
+        <w:r>
+          <w:rPr>
+            <w:color w:val="0563C1"/>
+            <w:u w:val="single"/>
+          </w:rPr>
+          <w:t>National Building Code of India, 2016</w:t>
+        </w:r>
+      </w:hyperlink>
+      <w:r>
+        <w:t>.</w:t>
       </w:r>
     </w:p>
     <w:p>
@@ -351,7 +381,22 @@
         <w:pStyle w:val="ListParagraph"/>
       </w:pPr>
       <w:r>
-        <w:t>• Bureau of Indian Standards. (2016). National Building Code of India, 2016.</w:t>
+        <w:t xml:space="preserve">• </w:t>
+      </w:r>
+      <w:r>
+        <w:t xml:space="preserve">Bureau of Indian Standards. (2016). </w:t>
+      </w:r>
+      <w:hyperlink r:id="rId10">
+        <w:r>
+          <w:rPr>
+            <w:color w:val="0563C1"/>
+            <w:u w:val="single"/>
+          </w:rPr>
+          <w:t>National Building Code of India, 2016</w:t>
+        </w:r>
+      </w:hyperlink>
+      <w:r>
+        <w:t>.</w:t>
       </w:r>
     </w:p>
     <w:p>
@@ -407,7 +452,7 @@
     </w:p>
     <w:p>
       <w:r>
-        <w:t>3. Dialysis water, only where dialysis is in the AAC.1 directory, follows «Hospital to define» using Coulliette &amp; Arduino (2015) as the haemodialysis-water framework; where dialysis is not provided, that is a recorded absence.</w:t>
+        <w:t>3. Dialysis water, only where dialysis is in the AAC.1 directory, follows «Hospital to define» using Coulliette &amp; Arduino (2013) as the haemodialysis-water framework; where dialysis is not provided, that is a recorded absence.</w:t>
       </w:r>
     </w:p>
     <w:p>
@@ -430,7 +475,22 @@
         <w:pStyle w:val="ListParagraph"/>
       </w:pPr>
       <w:r>
-        <w:t>• World Health Organization. (2011). Guidelines for Drinking-water Quality (4th ed.).</w:t>
+        <w:t xml:space="preserve">• </w:t>
+      </w:r>
+      <w:r>
+        <w:t xml:space="preserve">World Health Organization. (2011). </w:t>
+      </w:r>
+      <w:hyperlink r:id="rId11">
+        <w:r>
+          <w:rPr>
+            <w:color w:val="0563C1"/>
+            <w:u w:val="single"/>
+          </w:rPr>
+          <w:t>Guidelines for Drinking-water Quality (4th ed.)</w:t>
+        </w:r>
+      </w:hyperlink>
+      <w:r>
+        <w:t>.</w:t>
       </w:r>
     </w:p>
     <w:p>
@@ -438,7 +498,22 @@
         <w:pStyle w:val="ListParagraph"/>
       </w:pPr>
       <w:r>
-        <w:t>• Coulliette, A. D., &amp; Arduino, M. J. (2015). Hemodialysis and water quality. Seminars in Dialysis, 26(4), 427-438.</w:t>
+        <w:t xml:space="preserve">• </w:t>
+      </w:r>
+      <w:r>
+        <w:t xml:space="preserve">Coulliette, A. D., &amp; Arduino, M. J. (2013). </w:t>
+      </w:r>
+      <w:hyperlink r:id="rId12">
+        <w:r>
+          <w:rPr>
+            <w:color w:val="0563C1"/>
+            <w:u w:val="single"/>
+          </w:rPr>
+          <w:t>Hemodialysis and water quality</w:t>
+        </w:r>
+      </w:hyperlink>
+      <w:r>
+        <w:t>. Seminars in Dialysis, 26(4), 427-438.</w:t>
       </w:r>
     </w:p>
     <w:p>
@@ -489,7 +564,22 @@
         <w:pStyle w:val="ListParagraph"/>
       </w:pPr>
       <w:r>
-        <w:t>• Bureau of Indian Standards. (2016). National Building Code of India, 2016 (as the framework pointing to IS 732 wiring practice and IS 3043 earthing).</w:t>
+        <w:t xml:space="preserve">• </w:t>
+      </w:r>
+      <w:r>
+        <w:t xml:space="preserve">Bureau of Indian Standards. (2016). </w:t>
+      </w:r>
+      <w:hyperlink r:id="rId10">
+        <w:r>
+          <w:rPr>
+            <w:color w:val="0563C1"/>
+            <w:u w:val="single"/>
+          </w:rPr>
+          <w:t>National Building Code of India, 2016</w:t>
+        </w:r>
+      </w:hyperlink>
+      <w:r>
+        <w:t xml:space="preserve"> (as the framework pointing to IS 732 wiring practice and IS 3043 earthing).</w:t>
       </w:r>
     </w:p>
     <w:p>
@@ -540,7 +630,22 @@
         <w:pStyle w:val="ListParagraph"/>
       </w:pPr>
       <w:r>
-        <w:t>• Dhillon, V. S. (2015). Green hospital and climate change: Their interrelationship and the way forward. Journal of Clinical and Diagnostic Research.</w:t>
+        <w:t xml:space="preserve">• </w:t>
+      </w:r>
+      <w:r>
+        <w:t xml:space="preserve">Dhillon, V. S., &amp; Kaur, D. (2015). </w:t>
+      </w:r>
+      <w:hyperlink r:id="rId13">
+        <w:r>
+          <w:rPr>
+            <w:color w:val="0563C1"/>
+            <w:u w:val="single"/>
+          </w:rPr>
+          <w:t>Green hospital and climate change: Their interrelationship and the way forward</w:t>
+        </w:r>
+      </w:hyperlink>
+      <w:r>
+        <w:t>. Journal of Clinical and Diagnostic Research.</w:t>
       </w:r>
     </w:p>
     <w:p>
@@ -633,7 +738,22 @@
         <w:pStyle w:val="ListParagraph"/>
       </w:pPr>
       <w:r>
-        <w:t>• National Accreditation Board for Hospitals and Healthcare Providers. (2022). Standards for Small Healthcare Organisations (3rd ed.). NABH SHCO Accreditation Programme page. Facility Management and Safety chapter, standard FMS.1.</w:t>
+        <w:t xml:space="preserve">• </w:t>
+      </w:r>
+      <w:r>
+        <w:t xml:space="preserve">National Accreditation Board for Hospitals and Healthcare Providers. (2022). Standards for Small Healthcare Organisations (3rd ed.). </w:t>
+      </w:r>
+      <w:hyperlink r:id="rId14">
+        <w:r>
+          <w:rPr>
+            <w:color w:val="0563C1"/>
+            <w:u w:val="single"/>
+          </w:rPr>
+          <w:t>NABH SHCO Accreditation Programme page</w:t>
+        </w:r>
+      </w:hyperlink>
+      <w:r>
+        <w:t>. Facility Management and Safety chapter, standard FMS.1.</w:t>
       </w:r>
     </w:p>
     <w:p>
@@ -641,7 +761,22 @@
         <w:pStyle w:val="ListParagraph"/>
       </w:pPr>
       <w:r>
-        <w:t>• Bureau of Indian Standards. (2016). National Building Code of India, 2016. Occupancy, means-of-egress and services-drawing framework as applied by the local building and fire authority; not a universal mandate.</w:t>
+        <w:t xml:space="preserve">• </w:t>
+      </w:r>
+      <w:r>
+        <w:t xml:space="preserve">Bureau of Indian Standards. (2016). </w:t>
+      </w:r>
+      <w:hyperlink r:id="rId10">
+        <w:r>
+          <w:rPr>
+            <w:color w:val="0563C1"/>
+            <w:u w:val="single"/>
+          </w:rPr>
+          <w:t>National Building Code of India, 2016</w:t>
+        </w:r>
+      </w:hyperlink>
+      <w:r>
+        <w:t>. Occupancy, means-of-egress and services-drawing framework as applied by the local building and fire authority; not a universal mandate.</w:t>
       </w:r>
     </w:p>
     <w:p>
@@ -649,7 +784,22 @@
         <w:pStyle w:val="ListParagraph"/>
       </w:pPr>
       <w:r>
-        <w:t>• World Health Organization. (2011). Guidelines for Drinking-water Quality (4th ed.). Potable-water quality-testing framework, not a pasted protocol or a NABH interval.</w:t>
+        <w:t xml:space="preserve">• </w:t>
+      </w:r>
+      <w:r>
+        <w:t xml:space="preserve">World Health Organization. (2011). </w:t>
+      </w:r>
+      <w:hyperlink r:id="rId11">
+        <w:r>
+          <w:rPr>
+            <w:color w:val="0563C1"/>
+            <w:u w:val="single"/>
+          </w:rPr>
+          <w:t>Guidelines for Drinking-water Quality (4th ed.)</w:t>
+        </w:r>
+      </w:hyperlink>
+      <w:r>
+        <w:t>. Potable-water quality-testing framework, not a pasted protocol or a NABH interval.</w:t>
       </w:r>
     </w:p>
     <w:p>
@@ -657,7 +807,22 @@
         <w:pStyle w:val="ListParagraph"/>
       </w:pPr>
       <w:r>
-        <w:t>• Coulliette, A. D., &amp; Arduino, M. J. (2015). Hemodialysis and water quality. Seminars in Dialysis, 26(4), 427-438. Dialysis-water framework, used only where dialysis is a service this hospital provides.</w:t>
+        <w:t xml:space="preserve">• </w:t>
+      </w:r>
+      <w:r>
+        <w:t xml:space="preserve">Coulliette, A. D., &amp; Arduino, M. J. (2013). </w:t>
+      </w:r>
+      <w:hyperlink r:id="rId12">
+        <w:r>
+          <w:rPr>
+            <w:color w:val="0563C1"/>
+            <w:u w:val="single"/>
+          </w:rPr>
+          <w:t>Hemodialysis and water quality</w:t>
+        </w:r>
+      </w:hyperlink>
+      <w:r>
+        <w:t>. Seminars in Dialysis, 26(4), 427-438. Dialysis-water framework, used only where dialysis is a service this hospital provides.</w:t>
       </w:r>
     </w:p>
     <w:p>
@@ -665,7 +830,22 @@
         <w:pStyle w:val="ListParagraph"/>
       </w:pPr>
       <w:r>
-        <w:t>• Dhillon, V. S. (2015). Green hospital and climate change: Their interrelationship and the way forward. Journal of Clinical and Diagnostic Research. Energy-efficiency framework, not a named green-building rating mandate.</w:t>
+        <w:t xml:space="preserve">• </w:t>
+      </w:r>
+      <w:r>
+        <w:t xml:space="preserve">Dhillon, V. S., &amp; Kaur, D. (2015). </w:t>
+      </w:r>
+      <w:hyperlink r:id="rId13">
+        <w:r>
+          <w:rPr>
+            <w:color w:val="0563C1"/>
+            <w:u w:val="single"/>
+          </w:rPr>
+          <w:t>Green hospital and climate change: Their interrelationship and the way forward</w:t>
+        </w:r>
+      </w:hyperlink>
+      <w:r>
+        <w:t>. Journal of Clinical and Diagnostic Research. Energy-efficiency framework, not a named green-building rating mandate.</w:t>
       </w:r>
     </w:p>
     <w:p>
@@ -673,7 +853,22 @@
         <w:pStyle w:val="ListParagraph"/>
       </w:pPr>
       <w:r>
-        <w:t>• National Health Mission. (2022). Indian Public Health Standards. Space-planning framework, not a NABH bed-count mandate.</w:t>
+        <w:t xml:space="preserve">• </w:t>
+      </w:r>
+      <w:r>
+        <w:t xml:space="preserve">National Health Mission. (2022). </w:t>
+      </w:r>
+      <w:hyperlink r:id="rId9">
+        <w:r>
+          <w:rPr>
+            <w:color w:val="0563C1"/>
+            <w:u w:val="single"/>
+          </w:rPr>
+          <w:t>Indian Public Health Standards</w:t>
+        </w:r>
+      </w:hyperlink>
+      <w:r>
+        <w:t>. Space-planning framework, not a NABH bed-count mandate.</w:t>
       </w:r>
     </w:p>
     <w:p>

--- a/policies/build/sop_record_masters/FMS/SOP_FMS.1.a_to_f_planned_facilities_utilities_environment.docx
+++ b/policies/build/sop_record_masters/FMS/SOP_FMS.1.a_to_f_planned_facilities_utilities_environment.docx
@@ -14,80 +14,9 @@
     </w:p>
     <w:p>
       <w:r>
-        <w:t>«Hospital Name» — Supports FMS.1.a-f</w:t>
+        <w:t>«Hospital Name» — SOP-FMS.1 — Version 1.0</w:t>
       </w:r>
     </w:p>
-    <w:p/>
-    <w:p/>
-    <w:p/>
-    <w:tbl>
-      <w:tblPr>
-        <w:tblStyle w:val="TableGrid"/>
-        <w:tblW w:type="auto" w:w="0"/>
-        <w:tblLook w:firstColumn="1" w:firstRow="1" w:lastColumn="0" w:lastRow="0" w:noHBand="0" w:noVBand="1" w:val="04A0"/>
-      </w:tblPr>
-      <w:tblGrid>
-        <w:gridCol w:w="8640"/>
-      </w:tblGrid>
-      <w:tr>
-        <w:tc>
-          <w:tcPr>
-            <w:tcW w:type="dxa" w:w="8640"/>
-          </w:tcPr>
-          <w:p>
-            <w:r>
-              <w:t>This SOP tells facilities, engineering, clinical and quality staff, in one place, how this hospital keeps its built space matched to what it actually treats; keeps potable water and electricity live around the clock, including at night; proves its backup sources actually carry load rather than just crank once a week; and records real energy and environment initiatives instead of a green-hospital poster. If you hold drawings, watch utilities, run a backup test, or own the energy file, this SOP is for you.</w:t>
-            </w:r>
-          </w:p>
-        </w:tc>
-      </w:tr>
-    </w:tbl>
-    <w:p/>
-    <w:tbl>
-      <w:tblPr>
-        <w:tblStyle w:val="TableGrid"/>
-        <w:tblW w:type="auto" w:w="0"/>
-        <w:tblLook w:firstColumn="1" w:firstRow="1" w:lastColumn="0" w:lastRow="0" w:noHBand="0" w:noVBand="1" w:val="04A0"/>
-      </w:tblPr>
-      <w:tblGrid>
-        <w:gridCol w:w="8640"/>
-      </w:tblGrid>
-      <w:tr>
-        <w:tc>
-          <w:tcPr>
-            <w:tcW w:type="dxa" w:w="8640"/>
-          </w:tcPr>
-          <w:p>
-            <w:r>
-              <w:t>A night-shift engineer finds the OT scrub sink dry at 2am. This SOP is what tells them which record to check (the potable-water availability log), what counts as a failure of this standard (a dry point of use regardless of what the roof tank shows on paper), and which alternate source should have carried it -- and that the alternate source's last loaded test, not just its last no-load crank, is what proves it should have worked.</w:t>
-            </w:r>
-          </w:p>
-        </w:tc>
-      </w:tr>
-    </w:tbl>
-    <w:p/>
-    <w:tbl>
-      <w:tblPr>
-        <w:tblStyle w:val="TableGrid"/>
-        <w:tblW w:type="auto" w:w="0"/>
-        <w:tblLook w:firstColumn="1" w:firstRow="1" w:lastColumn="0" w:lastRow="0" w:noHBand="0" w:noVBand="1" w:val="04A0"/>
-      </w:tblPr>
-      <w:tblGrid>
-        <w:gridCol w:w="8640"/>
-      </w:tblGrid>
-      <w:tr>
-        <w:tc>
-          <w:tcPr>
-            <w:tcW w:type="dxa" w:w="8640"/>
-          </w:tcPr>
-          <w:p>
-            <w:r>
-              <w:t>NABH requires that facilities match the services actually provided, that potable water and electricity are available round the clock (a Core requirement), that backup sources exist and are tested at a predefined frequency, and that the organisation takes real initiatives toward an energy-efficient and environment-friendly hospital (the chapter's asterisked, documented-evidence element).</w:t>
-            </w:r>
-          </w:p>
-        </w:tc>
-      </w:tr>
-    </w:tbl>
     <w:p/>
     <w:tbl>
       <w:tblPr>
@@ -195,6 +124,75 @@
         <w:t>1. Purpose</w:t>
       </w:r>
     </w:p>
+    <w:tbl>
+      <w:tblPr>
+        <w:tblStyle w:val="TableGrid"/>
+        <w:tblW w:type="auto" w:w="0"/>
+        <w:tblLook w:firstColumn="1" w:firstRow="1" w:lastColumn="0" w:lastRow="0" w:noHBand="0" w:noVBand="1" w:val="04A0"/>
+      </w:tblPr>
+      <w:tblGrid>
+        <w:gridCol w:w="8640"/>
+      </w:tblGrid>
+      <w:tr>
+        <w:tc>
+          <w:tcPr>
+            <w:tcW w:type="dxa" w:w="8640"/>
+          </w:tcPr>
+          <w:p>
+            <w:r>
+              <w:t>This SOP tells facilities, engineering, clinical and quality staff, in one place, how this hospital keeps its built space matched to what it actually treats; keeps potable water and electricity live around the clock, including at night; proves its backup sources actually carry load rather than just crank once a week; and records real energy and environment initiatives instead of a green-hospital poster. If you hold drawings, watch utilities, run a backup test, or own the energy file, this SOP is for you.</w:t>
+            </w:r>
+          </w:p>
+        </w:tc>
+      </w:tr>
+    </w:tbl>
+    <w:p/>
+    <w:tbl>
+      <w:tblPr>
+        <w:tblStyle w:val="TableGrid"/>
+        <w:tblW w:type="auto" w:w="0"/>
+        <w:tblLook w:firstColumn="1" w:firstRow="1" w:lastColumn="0" w:lastRow="0" w:noHBand="0" w:noVBand="1" w:val="04A0"/>
+      </w:tblPr>
+      <w:tblGrid>
+        <w:gridCol w:w="8640"/>
+      </w:tblGrid>
+      <w:tr>
+        <w:tc>
+          <w:tcPr>
+            <w:tcW w:type="dxa" w:w="8640"/>
+          </w:tcPr>
+          <w:p>
+            <w:r>
+              <w:t>A night-shift engineer finds the OT scrub sink dry at 2am. This SOP is what tells them which record to check, what counts as a failure (a dry point of use, whatever the roof tank shows on paper), and which alternate source should have carried it -- and that the alternate source's last loaded test, not just its last no-load crank, is what proves it should have worked.</w:t>
+            </w:r>
+          </w:p>
+        </w:tc>
+      </w:tr>
+    </w:tbl>
+    <w:p/>
+    <w:tbl>
+      <w:tblPr>
+        <w:tblStyle w:val="TableGrid"/>
+        <w:tblW w:type="auto" w:w="0"/>
+        <w:tblLook w:firstColumn="1" w:firstRow="1" w:lastColumn="0" w:lastRow="0" w:noHBand="0" w:noVBand="1" w:val="04A0"/>
+      </w:tblPr>
+      <w:tblGrid>
+        <w:gridCol w:w="8640"/>
+      </w:tblGrid>
+      <w:tr>
+        <w:tc>
+          <w:tcPr>
+            <w:tcW w:type="dxa" w:w="8640"/>
+          </w:tcPr>
+          <w:p>
+            <w:r>
+              <w:t>We do this because a building that looks fine on a drawing can still fail a patient at 2am. Matching space to what we actually treat, keeping water and power live through the night, and proving backups really carry load under pressure -- these are what stand between a patient and a building that quietly stopped working for them.</w:t>
+            </w:r>
+          </w:p>
+        </w:tc>
+      </w:tr>
+    </w:tbl>
+    <w:p/>
     <w:p>
       <w:r>
         <w:t>To define how «Hospital Name» keeps its physical facilities, drawings, wayfinding, potable water, electricity and their backups matched to the services it actually runs, available round the clock, and genuinely tested -- and how it records real initiatives toward an energy-efficient and environment-friendly hospital, rather than a certificate on a wall.</w:t>
@@ -210,7 +208,18 @@
     </w:p>
     <w:p>
       <w:r>
-        <w:t>Applies to every area of {{HOSPITAL_NAME}} that depends on built space, potable water or electricity: clinical, diagnostic, utility, storage and staff areas alike. It does not cover medical and support-service equipment (FMS.3), medical gases (FMS.4), fire and non-fire emergency response (FMS.5), radiation/PC-PNDT signage (AAC.6.e), or biomedical-waste colour coding and transport (HIC.3) -- those remain their own documents and are only pointed to here where this SOP's steps hand work to them.</w:t>
+        <w:rPr>
+          <w:i/>
+        </w:rPr>
+        <w:t xml:space="preserve">Why: </w:t>
+      </w:r>
+      <w:r>
+        <w:t>so everyone knows which building failure belongs here and which belongs to a different SOP -- that's what gets the right person responding fast, instead of a dry tap or a dark corridor being nobody's problem for an hour.</w:t>
+      </w:r>
+    </w:p>
+    <w:p>
+      <w:r>
+        <w:t>Applies to every area of «Hospital Name» that depends on built space, potable water or electricity: clinical, diagnostic, utility, storage and staff areas alike. Does not cover medical and support-service equipment, medical gases, fire and non-fire emergency response, radiation signage, or biomedical-waste handling -- those remain their own SOPs. See Related SOPs.</w:t>
       </w:r>
     </w:p>
     <w:p>
@@ -223,27 +232,68 @@
     </w:p>
     <w:p>
       <w:r>
-        <w:t>Head of the Institution: Is accountable that facilities operate as this SOP requires.</w:t>
+        <w:rPr>
+          <w:i/>
+        </w:rPr>
+        <w:t xml:space="preserve">Why: </w:t>
+      </w:r>
+      <w:r>
+        <w:t>a dark essential circuit or a dry clinical tap left unowned stays broken. Naming exactly who holds drawings, who watches utilities and who owns the backup tests is what gets it fixed before a patient is affected, not after.</w:t>
       </w:r>
     </w:p>
     <w:p>
       <w:r>
-        <w:t>Named Facilities/Engineering Lead: Holds drawings, utility availability and quality-test records, loaded backup-test records, and the energy-initiative file.</w:t>
+        <w:rPr>
+          <w:b/>
+        </w:rPr>
+        <w:t xml:space="preserve">Head of the Institution: </w:t>
+      </w:r>
+      <w:r>
+        <w:t>Is accountable that facilities actually operate as this SOP requires.</w:t>
       </w:r>
     </w:p>
     <w:p>
       <w:r>
-        <w:t>Clinical Heads: Confirm that built space still matches the services their department actually runs against the AAC.1 service directory.</w:t>
+        <w:rPr>
+          <w:b/>
+        </w:rPr>
+        <w:t xml:space="preserve">Named Facilities/Engineering Lead: </w:t>
+      </w:r>
+      <w:r>
+        <w:t>Holds drawings, utility availability and quality-test records, loaded backup-test records, and the energy-initiative file.</w:t>
       </w:r>
     </w:p>
     <w:p>
       <w:r>
-        <w:t>Quality/Accreditation Coordinator: Audits a sample of the records this SOP produces, at the frequency «Hospital to define» sets, and flags a mismatch rather than filing it.</w:t>
+        <w:rPr>
+          <w:b/>
+        </w:rPr>
+        <w:t xml:space="preserve">Clinical Heads: </w:t>
+      </w:r>
+      <w:r>
+        <w:t>Confirm that built space still matches the services their department actually runs.</w:t>
       </w:r>
     </w:p>
     <w:p>
       <w:r>
-        <w:t>All Staff: Treat a dark essential circuit, a dry clinical tap, a drawing that does not match the floor, or a green poster with no initiative behind it, as defects to report, not as someone else's problem.</w:t>
+        <w:rPr>
+          <w:b/>
+        </w:rPr>
+        <w:t xml:space="preserve">Quality/Accreditation Coordinator: </w:t>
+      </w:r>
+      <w:r>
+        <w:t>Audits a sample of the records this SOP produces, at «Hospital to define» frequency, and flags a mismatch rather than filing it.</w:t>
+      </w:r>
+    </w:p>
+    <w:p>
+      <w:r>
+        <w:rPr>
+          <w:b/>
+        </w:rPr>
+        <w:t xml:space="preserve">All Staff: </w:t>
+      </w:r>
+      <w:r>
+        <w:t>Treat a dark essential circuit, a dry clinical tap, a drawing that doesn't match the floor, or a green poster with no initiative behind it, as defects to report.</w:t>
       </w:r>
     </w:p>
     <w:p>
@@ -251,7 +301,7 @@
         <w:pStyle w:val="Heading1"/>
       </w:pPr>
       <w:r>
-        <w:t>4. Procedure</w:t>
+        <w:t>4. What to do</w:t>
       </w:r>
     </w:p>
     <w:p>
@@ -259,37 +309,340 @@
         <w:pStyle w:val="Heading2"/>
       </w:pPr>
       <w:r>
-        <w:t>4.1 Facilities and space provisions appropriate to the scope of services (FMS.1.a)</w:t>
+        <w:t>Keeping built space matched to what we actually treat</w:t>
       </w:r>
     </w:p>
     <w:p>
       <w:r>
-        <w:t>Why this step matters: A floor plate copied from another hospital, or a corridor pressed into service as a ward, is the failure this step exists to catch -- not the absence of a plan, but a plan that no longer matches what is actually treated here.</w:t>
+        <w:rPr>
+          <w:i/>
+        </w:rPr>
+        <w:t xml:space="preserve">Why: </w:t>
+      </w:r>
+      <w:r>
+        <w:t>A corridor pressed into service as a ward, or a sluice used as a sterile store, puts patients in a space that was never built to keep them safe. Matching the building to what we actually treat is what prevents that.</w:t>
       </w:r>
     </w:p>
     <w:p>
       <w:r>
-        <w:t>1. The AAC.1 service directory is the single source of what this hospital actually provides; this step is the built match to it -- waiting, clinical, diagnostic, utility, storage and staff space that can physically hold those services without using a sluice as a sterile store or a corridor as a ward.</w:t>
+        <w:t>Our service directory is the single source of what this hospital actually provides; this step is the built match to it -- waiting, clinical, diagnostic, utility, storage and staff space that can physically hold those services.</w:t>
       </w:r>
     </w:p>
     <w:p>
       <w:r>
-        <w:t>2. «Hospital to define how facilities and space are shown to be appropriate to the defined scope of services», using IPHS 2022 and NBC 2016 occupancy as frameworks, not bed-count mandates.</w:t>
+        <w:t>«Hospital to define: how facilities and space are shown to be appropriate to the services actually offered.»</w:t>
       </w:r>
     </w:p>
     <w:p>
       <w:r>
-        <w:t>3. A service the AAC.1 directory does not list is a recorded absence here, not a gap to be explained away.</w:t>
+        <w:t>A service not in the directory is a recorded absence here, not a gap to be explained away.</w:t>
+      </w:r>
+    </w:p>
+    <w:p>
+      <w:pPr>
+        <w:pStyle w:val="Heading2"/>
+      </w:pPr>
+      <w:r>
+        <w:t>Keeping building drawings current</w:t>
       </w:r>
     </w:p>
     <w:p>
       <w:r>
-        <w:t>4. Who records a mismatch, and what happens when a service is added to or withdrawn from the directory, follows the same «Hospital to define» process as step 2.</w:t>
+        <w:rPr>
+          <w:i/>
+        </w:rPr>
+        <w:t xml:space="preserve">Why: </w:t>
+      </w:r>
+      <w:r>
+        <w:t>If a fire crew or a contractor is working from a drawing that doesn't match what was actually built, they can open the wrong panel or miss a wall that's no longer there. Current drawings are what keep that from happening.</w:t>
       </w:r>
     </w:p>
     <w:p>
       <w:r>
-        <w:t xml:space="preserve">Technical source(s) for these steps: </w:t>
+        <w:t>We keep one controlled, as-built set covering architectural, structural, electrical, plumbing, fire/detection and medical-gas drawings.</w:t>
+      </w:r>
+    </w:p>
+    <w:p>
+      <w:r>
+        <w:t>«Hospital to define: how as-built drawings are kept current and who holds the controlled set.»</w:t>
+      </w:r>
+    </w:p>
+    <w:p>
+      <w:r>
+        <w:t>The set is updated whenever the building or a major service run changes -- an update log, not a one-time filing.</w:t>
+      </w:r>
+    </w:p>
+    <w:p>
+      <w:pPr>
+        <w:pStyle w:val="Heading2"/>
+      </w:pPr>
+      <w:r>
+        <w:t>Signs people can actually read and follow</w:t>
+      </w:r>
+    </w:p>
+    <w:p>
+      <w:r>
+        <w:rPr>
+          <w:i/>
+        </w:rPr>
+        <w:t xml:space="preserve">Why: </w:t>
+      </w:r>
+      <w:r>
+        <w:t>A first-time family that can't find the entrance, registration, toilets or an exit -- in a language they actually read -- is lost in a building when they're already stressed. A sign nobody can read is a sign that was never posted.</w:t>
+      </w:r>
+    </w:p>
+    <w:p>
+      <w:r>
+        <w:t>«Hospital to define: internal and external signage in the languages and scripts our actual patients need.»</w:t>
+      </w:r>
+    </w:p>
+    <w:p>
+      <w:r>
+        <w:t>Signage is checked for faded, missing or contradictory signs on a set schedule.</w:t>
+      </w:r>
+    </w:p>
+    <w:p>
+      <w:pPr>
+        <w:pStyle w:val="Heading2"/>
+      </w:pPr>
+      <w:r>
+        <w:t>Water and power that stay on, day and night</w:t>
+      </w:r>
+    </w:p>
+    <w:p>
+      <w:r>
+        <w:rPr>
+          <w:i/>
+        </w:rPr>
+        <w:t xml:space="preserve">Why: </w:t>
+      </w:r>
+      <w:r>
+        <w:t>A roof tank that looks full on paper while the OT scrub sink is dry because a valve is shut, or a theatre going dark because a changeover never closed, is a patient-safety failure that happens at the exact moment someone needs water or power most -- often at 3am, not during the morning check.</w:t>
+      </w:r>
+    </w:p>
+    <w:p>
+      <w:r>
+        <w:t>Points of use for drinking, clinical wash, kitchen, CSSD and dialysis (where we offer it) must actually deliver water on demand, day and night.</w:t>
+      </w:r>
+    </w:p>
+    <w:p>
+      <w:r>
+        <w:t>«Hospital to define: potable-water quality-testing parameters, sample points and interval.» Where dialysis isn't offered, that's a recorded absence, not a gap.</w:t>
+      </w:r>
+    </w:p>
+    <w:p>
+      <w:r>
+        <w:t>Essential clinical and life-safety circuits -- at minimum emergency, OT, labour, ICU/HDU, nursery and blood bank where present, ventilators and their compressors, emergency lighting, fire detection, and medical-gas plant alarms -- stay energised at all times.</w:t>
+      </w:r>
+    </w:p>
+    <w:p>
+      <w:r>
+        <w:t>«Hospital to define: how round-the-clock availability is watched, recorded and restored,» covering night and holiday coverage, not only daytime checks.</w:t>
+      </w:r>
+    </w:p>
+    <w:p>
+      <w:pPr>
+        <w:pStyle w:val="Heading2"/>
+      </w:pPr>
+      <w:r>
+        <w:t>Backup power and water that are actually tested</w:t>
+      </w:r>
+    </w:p>
+    <w:p>
+      <w:r>
+        <w:rPr>
+          <w:i/>
+        </w:rPr>
+        <w:t xml:space="preserve">Why: </w:t>
+      </w:r>
+      <w:r>
+        <w:t>A weekly no-load crank proves the starter motor works, not that the generator will carry theatre, ICU and emergency lighting together when it's actually needed. A sealed tanker contract nobody has called at night is not a backup -- it's a promise.</w:t>
+      </w:r>
+    </w:p>
+    <w:p>
+      <w:r>
+        <w:t>Alternate electricity is the source that carries our essential circuits when incoming supply fails: diesel generator, UPS/inverter for circuits that can't tolerate a start delay, and any automatic mains-failure changeover.</w:t>
+      </w:r>
+    </w:p>
+    <w:p>
+      <w:r>
+        <w:t>«Hospital to define: the alternate-electricity source, essential-circuit list, loaded-test method and test frequency» -- a loaded test under the essential-circuit load, not the workshop socket.</w:t>
+      </w:r>
+    </w:p>
+    <w:p>
+      <w:r>
+        <w:t>Alternate water is the source that actually moves water to points of use when the main supply fails: reserve tanks with working float valves, a second borewell if available, a tanker contract that can deliver at night, pumps that auto-start.</w:t>
+      </w:r>
+    </w:p>
+    <w:p>
+      <w:r>
+        <w:t>«Hospital to define: the alternate-water source, the test that proves water actually moves, and the test frequency» -- a tank-to-tap movement record, not a sealed contract.</w:t>
+      </w:r>
+    </w:p>
+    <w:p>
+      <w:pPr>
+        <w:pStyle w:val="Heading2"/>
+      </w:pPr>
+      <w:r>
+        <w:t>Real energy and environment initiatives</w:t>
+      </w:r>
+    </w:p>
+    <w:p>
+      <w:r>
+        <w:rPr>
+          <w:i/>
+        </w:rPr>
+        <w:t xml:space="preserve">Why: </w:t>
+      </w:r>
+      <w:r>
+        <w:t>A filed electricity bill or a single LED retrofit offered as the whole programme doesn't actually reduce what this hospital consumes or throws away. A real initiative with a measured result is what makes this more than a poster on a wall.</w:t>
+      </w:r>
+    </w:p>
+    <w:p>
+      <w:r>
+        <w:t>«Hospital to define: the energy-efficient and environment-friendly initiatives this hospital actually runs this year,» each with a named owner, a baseline, and a recorded result -- not a poster.</w:t>
+      </w:r>
+    </w:p>
+    <w:p>
+      <w:r>
+        <w:t>Eligible initiatives include measured electricity or fuel use, lighting or HVAC set-back in non-clinical hours, solar if installed, rainwater or condensate reuse if installed, segregation of municipal (non-biomedical) waste, and reduction of single-use non-clinical materials.</w:t>
+      </w:r>
+    </w:p>
+    <w:p>
+      <w:r>
+        <w:t>Shutting HVAC in clinical areas in the name of efficiency is not this -- that's the water-and-power item above failing instead.</w:t>
+      </w:r>
+    </w:p>
+    <w:p>
+      <w:pPr>
+        <w:pStyle w:val="Heading1"/>
+      </w:pPr>
+      <w:r>
+        <w:t>5. Records</w:t>
+      </w:r>
+    </w:p>
+    <w:p>
+      <w:r>
+        <w:t>This SOP produces and maintains Records 1-6 (see the FMS.1 Records folder).</w:t>
+      </w:r>
+    </w:p>
+    <w:p>
+      <w:pPr>
+        <w:pStyle w:val="Heading1"/>
+      </w:pPr>
+      <w:r>
+        <w:t>6. Related SOPs</w:t>
+      </w:r>
+    </w:p>
+    <w:p>
+      <w:pPr>
+        <w:pStyle w:val="ListParagraph"/>
+      </w:pPr>
+      <w:r>
+        <w:t>Hospital's Service Directory (AAC.1)</w:t>
+      </w:r>
+    </w:p>
+    <w:p>
+      <w:pPr>
+        <w:pStyle w:val="ListParagraph"/>
+      </w:pPr>
+      <w:r>
+        <w:t>Radiation/PC-PNDT Signage Policy (AAC.6.e)</w:t>
+      </w:r>
+    </w:p>
+    <w:p>
+      <w:pPr>
+        <w:pStyle w:val="ListParagraph"/>
+      </w:pPr>
+      <w:r>
+        <w:t>Medical and Support-Service Equipment Programme (FMS.3)</w:t>
+      </w:r>
+    </w:p>
+    <w:p>
+      <w:pPr>
+        <w:pStyle w:val="ListParagraph"/>
+      </w:pPr>
+      <w:r>
+        <w:t>Medical Gases, Vacuum and Compressed Air SOP (FMS.4)</w:t>
+      </w:r>
+    </w:p>
+    <w:p>
+      <w:pPr>
+        <w:pStyle w:val="ListParagraph"/>
+      </w:pPr>
+      <w:r>
+        <w:t>Fire and Non-Fire Emergencies SOP (FMS.5)</w:t>
+      </w:r>
+    </w:p>
+    <w:p>
+      <w:pPr>
+        <w:pStyle w:val="ListParagraph"/>
+      </w:pPr>
+      <w:r>
+        <w:t>Support-Services Infection-Control Policy (HIC.3)</w:t>
+      </w:r>
+    </w:p>
+    <w:p>
+      <w:pPr>
+        <w:pStyle w:val="Heading1"/>
+      </w:pPr>
+      <w:r>
+        <w:t>7. Review</w:t>
+      </w:r>
+    </w:p>
+    <w:p>
+      <w:r>
+        <w:t>This SOP is reviewed annually, or sooner if a loaded backup test fails, if the service directory changes, or if a related SOP listed above is updated.</w:t>
+      </w:r>
+    </w:p>
+    <w:p>
+      <w:r>
+        <w:br w:type="page"/>
+      </w:r>
+    </w:p>
+    <w:p>
+      <w:pPr>
+        <w:pStyle w:val="Heading1"/>
+      </w:pPr>
+      <w:r>
+        <w:t>Appendix — NABH Standard Cross-Reference and Evidence Basis</w:t>
+      </w:r>
+    </w:p>
+    <w:p>
+      <w:r>
+        <w:t>For the Quality Coordinator and NABH assessment use only. The reasoning and real-world triggers for each requirement are already in the body above -- this appendix adds only what the body deliberately leaves out: the exact objective-element code, how this SOP's scope is kept separate from neighbouring standards, and the verified technical source for anything cited.</w:t>
+      </w:r>
+    </w:p>
+    <w:p>
+      <w:pPr>
+        <w:pStyle w:val="Heading2"/>
+      </w:pPr>
+      <w:r>
+        <w:t>Keeping built space matched to what we actually treat — FMS.1.a</w:t>
+      </w:r>
+    </w:p>
+    <w:p>
+      <w:r>
+        <w:rPr>
+          <w:i/>
+        </w:rPr>
+        <w:t>Boundary with other standards:</w:t>
+      </w:r>
+    </w:p>
+    <w:p>
+      <w:pPr>
+        <w:pStyle w:val="ListParagraph"/>
+      </w:pPr>
+      <w:r>
+        <w:t>• The AAC.1 service directory is the single source of truth this step is matched against.</w:t>
+      </w:r>
+    </w:p>
+    <w:p>
+      <w:r>
+        <w:rPr>
+          <w:i/>
+        </w:rPr>
+        <w:t>Verified source(s):</w:t>
       </w:r>
     </w:p>
     <w:p>
@@ -343,37 +696,31 @@
         <w:pStyle w:val="Heading2"/>
       </w:pPr>
       <w:r>
-        <w:t>4.2 As-built and updated drawings maintained per statutory requirements (FMS.1.b)</w:t>
+        <w:t>Keeping building drawings current — FMS.1.b</w:t>
       </w:r>
     </w:p>
     <w:p>
       <w:r>
-        <w:t>Why this step matters: A consultant's drawing that was never marked as-built, or a brochure floor plan, is not this OE -- a building or fire authority inspecting this hospital needs the set that matches what was actually built and last changed.</w:t>
+        <w:rPr>
+          <w:i/>
+        </w:rPr>
+        <w:t>Boundary with other standards:</w:t>
+      </w:r>
+    </w:p>
+    <w:p>
+      <w:pPr>
+        <w:pStyle w:val="ListParagraph"/>
+      </w:pPr>
+      <w:r>
+        <w:t>• Named facilities lead holds the controlled set; FMS.4 and FMS.5 are users of specific sheets, not second masters of this record.</w:t>
       </w:r>
     </w:p>
     <w:p>
       <w:r>
-        <w:t>1. The controlled as-built set covers architectural, structural, electrical single-line, plumbing/water, fire/detection (used by FMS.5) and medical-gas (used by FMS.4 where a piped system exists) drawings.</w:t>
-      </w:r>
-    </w:p>
-    <w:p>
-      <w:r>
-        <w:t>2. «Hospital to define the as-built and updated drawings maintained as statutory and occupancy requirements require», using NBC 2016 as the local building-and-fire-authority framework.</w:t>
-      </w:r>
-    </w:p>
-    <w:p>
-      <w:r>
-        <w:t>3. The set is updated whenever the building or a major service run changes -- an update log, not a one-time filing, is what this step produces.</w:t>
-      </w:r>
-    </w:p>
-    <w:p>
-      <w:r>
-        <w:t>4. Named facilities lead holds the controlled set; FMS.4 and FMS.5 are users of specific sheets, not second masters of this record.</w:t>
-      </w:r>
-    </w:p>
-    <w:p>
-      <w:r>
-        <w:t xml:space="preserve">Technical source(s) for these steps: </w:t>
+        <w:rPr>
+          <w:i/>
+        </w:rPr>
+        <w:t>Verified source(s):</w:t>
       </w:r>
     </w:p>
     <w:p>
@@ -404,27 +751,23 @@
         <w:pStyle w:val="Heading2"/>
       </w:pPr>
       <w:r>
-        <w:t>4.3 Internal and external sign postings understood by patients, families and the community (FMS.1.c)</w:t>
+        <w:t>Signs people can actually read and follow — FMS.1.c</w:t>
       </w:r>
     </w:p>
     <w:p>
       <w:r>
-        <w:t>Why this step matters: A first-time family that cannot find the entrance, registration, toilets, lifts, wards or exit -- in a language they actually read -- is the failure this step exists to catch. A sign nobody can read is a sign that was never posted.</w:t>
+        <w:rPr>
+          <w:i/>
+        </w:rPr>
+        <w:t>Boundary with other standards:</w:t>
       </w:r>
     </w:p>
     <w:p>
+      <w:pPr>
+        <w:pStyle w:val="ListParagraph"/>
+      </w:pPr>
       <w:r>
-        <w:t>1. «Hospital to define internal and external sign postings in a manner understood by patients, families and the community» -- including which languages and scripts this hospital's actual patient population needs.</w:t>
-      </w:r>
-    </w:p>
-    <w:p>
-      <w:r>
-        <w:t>2. Wayfinding is inspected for faded, missing or contradictory signs at the audit interval set in step 7 of this SOP.</w:t>
-      </w:r>
-    </w:p>
-    <w:p>
-      <w:r>
-        <w:t>3. AAC.6.e radiation/PC-PNDT signage and FMS.5.b emergency exit displays are separate documents; this step must be consistent with both but does not duplicate or replace either.</w:t>
+        <w:t>• Radiation/PC-PNDT signage and emergency exit displays are separate documents; this step must be consistent with both but doesn't duplicate or replace either.</w:t>
       </w:r>
     </w:p>
     <w:p>
@@ -432,42 +775,39 @@
         <w:pStyle w:val="Heading2"/>
       </w:pPr>
       <w:r>
-        <w:t>4.4 Potable water and electricity available round the clock (FMS.1.d, Core)</w:t>
+        <w:t>Water and power that stay on, day and night — FMS.1.d (Core)</w:t>
       </w:r>
     </w:p>
     <w:p>
       <w:r>
-        <w:t>Why this step matters: A roof tank that is full on paper while the OT scrub is dry because a valve is shut, or a live incoming meter while a theatre is dark because a changeover never closed, is this OE failing -- availability is judged at 3am, not only at the morning check.</w:t>
+        <w:rPr>
+          <w:i/>
+        </w:rPr>
+        <w:t>Boundary with other standards:</w:t>
+      </w:r>
+    </w:p>
+    <w:p>
+      <w:pPr>
+        <w:pStyle w:val="ListParagraph"/>
+      </w:pPr>
+      <w:r>
+        <w:t>• Kitchen water is owned by HIC.3 and used here only as a utility point; dialysis water follows the haemodialysis-water framework.</w:t>
+      </w:r>
+    </w:p>
+    <w:p>
+      <w:pPr>
+        <w:pStyle w:val="ListParagraph"/>
+      </w:pPr>
+      <w:r>
+        <w:t>• Fire detection (FMS.5) and medical-gas plant/manifold alarms (FMS.4) are named here as essential circuits, not restated as this step's own programme.</w:t>
       </w:r>
     </w:p>
     <w:p>
       <w:r>
-        <w:t>1. Points of use for drinking, clinical wash, kitchen (owned by HIC.3, used here only as a utility point), CSSD (if present) and dialysis (if present) must actually deliver water on demand, day and night.</w:t>
-      </w:r>
-    </w:p>
-    <w:p>
-      <w:r>
-        <w:t>2. «Hospital to define potable-water quality-testing parameters, sample points and interval», using WHO GDWQ 4th edition as the testing framework -- never as a pasted protocol or an invented NABH interval.</w:t>
-      </w:r>
-    </w:p>
-    <w:p>
-      <w:r>
-        <w:t>3. Dialysis water, only where dialysis is in the AAC.1 directory, follows «Hospital to define» using Coulliette &amp; Arduino (2013) as the haemodialysis-water framework; where dialysis is not provided, that is a recorded absence.</w:t>
-      </w:r>
-    </w:p>
-    <w:p>
-      <w:r>
-        <w:t>4. Essential clinical and life-safety circuits -- at minimum emergency, OT, labour, ICU/HDU, nursery and blood bank where present, ventilators and their compressors, emergency lighting, fire detection (FMS.5), and medical-gas plant/manifold alarms (FMS.4) -- remain energised at all times.</w:t>
-      </w:r>
-    </w:p>
-    <w:p>
-      <w:r>
-        <w:t>5. «Hospital to define how round-the-clock availability is watched, recorded and restored», covering night and holiday coverage, not only daytime checks.</w:t>
-      </w:r>
-    </w:p>
-    <w:p>
-      <w:r>
-        <w:t xml:space="preserve">Technical source(s) for these steps: </w:t>
+        <w:rPr>
+          <w:i/>
+        </w:rPr>
+        <w:t>Verified source(s):</w:t>
       </w:r>
     </w:p>
     <w:p>
@@ -521,42 +861,31 @@
         <w:pStyle w:val="Heading2"/>
       </w:pPr>
       <w:r>
-        <w:t>4.5 Alternate sources for electricity and water, tested at a predefined frequency (FMS.1.e)</w:t>
+        <w:t>Backup power and water that are actually tested — FMS.1.e</w:t>
       </w:r>
     </w:p>
     <w:p>
       <w:r>
-        <w:t>Why this step matters: A weekly no-load crank proves the starter motor, not that the generator will carry theatre, ICU and emergency lighting together -- and a sealed tanker contract with no night number is not a backup. A start-only test is not a functioning test.</w:t>
+        <w:rPr>
+          <w:i/>
+        </w:rPr>
+        <w:t>Boundary with other standards:</w:t>
+      </w:r>
+    </w:p>
+    <w:p>
+      <w:pPr>
+        <w:pStyle w:val="ListParagraph"/>
+      </w:pPr>
+      <w:r>
+        <w:t>• A utility failure that becomes a declared emergency is handed to FMS.5; this step is the test that happens before that night, not the emergency response itself.</w:t>
       </w:r>
     </w:p>
     <w:p>
       <w:r>
-        <w:t>1. Alternate electricity is the source that carries the essential circuits named in step 4 above when incoming supply fails or is shed: diesel generator, UPS/inverter for circuits that cannot tolerate a start delay, and any automatic mains-failure changeover installed.</w:t>
-      </w:r>
-    </w:p>
-    <w:p>
-      <w:r>
-        <w:t>2. «Hospital to define the alternate-electricity source, essential-circuit list, loaded-test method and predefined test frequency» -- a loaded test under the essential-circuit load, not the workshop socket, with someone present to see a changeover failure before it becomes a night outage.</w:t>
-      </w:r>
-    </w:p>
-    <w:p>
-      <w:r>
-        <w:t>3. Alternate water is the source that actually moves water to points of use when the municipal or borewell supply fails: reserve tanks with working float valves, a second borewell if available, a tanker contract that can deliver at night, and pumps that auto-start.</w:t>
-      </w:r>
-    </w:p>
-    <w:p>
-      <w:r>
-        <w:t>4. «Hospital to define the alternate-water source, the test that proves water actually moves, and the predefined test frequency» -- a tank-to-tap movement or pump auto-start record, not a sealed MoU.</w:t>
-      </w:r>
-    </w:p>
-    <w:p>
-      <w:r>
-        <w:t>5. A utility failure that becomes a declared emergency is handed to FMS.5; this step is the test that happens before that night, not the emergency response itself.</w:t>
-      </w:r>
-    </w:p>
-    <w:p>
-      <w:r>
-        <w:t xml:space="preserve">Technical source(s) for these steps: </w:t>
+        <w:rPr>
+          <w:i/>
+        </w:rPr>
+        <w:t>Verified source(s):</w:t>
       </w:r>
     </w:p>
     <w:p>
@@ -587,42 +916,31 @@
         <w:pStyle w:val="Heading2"/>
       </w:pPr>
       <w:r>
-        <w:t>4.6 Energy-efficient and environment-friendly initiatives (FMS.1.f, Excellence, ASTERISKED)</w:t>
+        <w:t>Real energy and environment initiatives — FMS.1.f (Excellence, ASTERISKED)</w:t>
       </w:r>
     </w:p>
     <w:p>
       <w:r>
-        <w:t>Why this step matters: This is the chapter's documented-evidence anchor -- an assessor will ask what was actually done, what it measured, and what changed. A filed electricity bill, a tree-planting photograph, or a single LED retrofit offered as the whole programme, is not an initiative with a result. Equally, shutting HVAC in clinical areas in the name of efficiency is not this OE -- it is FMS.1.d availability failing.</w:t>
+        <w:rPr>
+          <w:i/>
+        </w:rPr>
+        <w:t>Boundary with other standards:</w:t>
+      </w:r>
+    </w:p>
+    <w:p>
+      <w:pPr>
+        <w:pStyle w:val="ListParagraph"/>
+      </w:pPr>
+      <w:r>
+        <w:t>• Biomedical-waste colour coding, transport and SPCB compliance remain HIC.3's; this step doesn't restate or duplicate that SOP.</w:t>
       </w:r>
     </w:p>
     <w:p>
       <w:r>
-        <w:t>1. «Hospital to define the energy-efficient and environment-friendly initiatives this hospital actually runs this year», each with a named owner, a baseline, and a recorded result -- not a poster.</w:t>
-      </w:r>
-    </w:p>
-    <w:p>
-      <w:r>
-        <w:t>2. Dhillon (2015) is this chapter's green-hospital framework. It is not a mandate to hold a named green-building rating, not a pasted energy-audit form, and not authority to reduce clinical ventilation below what the hospital's services require.</w:t>
-      </w:r>
-    </w:p>
-    <w:p>
-      <w:r>
-        <w:t>3. Eligible initiatives include measured electricity or fuel use, lighting or HVAC set-back in non-clinical hours, solar if installed, rainwater or condensate reuse if installed, segregation of municipal (non-biomedical) waste, and reduction of single-use non-clinical materials.</w:t>
-      </w:r>
-    </w:p>
-    <w:p>
-      <w:r>
-        <w:t>4. HIC.3 remains the sole owner of biomedical-waste colour coding, transport and SPCB compliance -- this step does not restate or duplicate that SOP.</w:t>
-      </w:r>
-    </w:p>
-    <w:p>
-      <w:r>
-        <w:t>5. An unused rooftop solar array, or an energy audit that produced no action, does not satisfy this step. A baseline that changed a measured result is what the audit at step 7 of this SOP looks for.</w:t>
-      </w:r>
-    </w:p>
-    <w:p>
-      <w:r>
-        <w:t xml:space="preserve">Technical source(s) for these steps: </w:t>
+        <w:rPr>
+          <w:i/>
+        </w:rPr>
+        <w:t>Verified source(s):</w:t>
       </w:r>
     </w:p>
     <w:p>
@@ -650,87 +968,10 @@
     </w:p>
     <w:p>
       <w:pPr>
-        <w:pStyle w:val="Heading1"/>
+        <w:pStyle w:val="Heading2"/>
       </w:pPr>
       <w:r>
-        <w:t>5. Records</w:t>
-      </w:r>
-    </w:p>
-    <w:p>
-      <w:r>
-        <w:t>This SOP produces and maintains Records 1-6 (see the FMS.1 Records folder).</w:t>
-      </w:r>
-    </w:p>
-    <w:p>
-      <w:pPr>
-        <w:pStyle w:val="Heading1"/>
-      </w:pPr>
-      <w:r>
-        <w:t>6. Related Documents</w:t>
-      </w:r>
-    </w:p>
-    <w:p>
-      <w:pPr>
-        <w:pStyle w:val="ListParagraph"/>
-      </w:pPr>
-      <w:r>
-        <w:t>Policy — Planned Facilities, Utilities and Environment-Friendly Measures (FMS.1)</w:t>
-      </w:r>
-    </w:p>
-    <w:p>
-      <w:pPr>
-        <w:pStyle w:val="ListParagraph"/>
-      </w:pPr>
-      <w:r>
-        <w:t>Hospital's Service Directory (AAC.1)</w:t>
-      </w:r>
-    </w:p>
-    <w:p>
-      <w:pPr>
-        <w:pStyle w:val="ListParagraph"/>
-      </w:pPr>
-      <w:r>
-        <w:t>Hospital's Radiation/PC-PNDT Signage Policy (AAC.6.e)</w:t>
-      </w:r>
-    </w:p>
-    <w:p>
-      <w:pPr>
-        <w:pStyle w:val="ListParagraph"/>
-      </w:pPr>
-      <w:r>
-        <w:t>Hospital's Medical and Support-Service Equipment Programme (FMS.3)</w:t>
-      </w:r>
-    </w:p>
-    <w:p>
-      <w:pPr>
-        <w:pStyle w:val="ListParagraph"/>
-      </w:pPr>
-      <w:r>
-        <w:t>Hospital's Medical Gases, Vacuum and Compressed Air SOP (FMS.4)</w:t>
-      </w:r>
-    </w:p>
-    <w:p>
-      <w:pPr>
-        <w:pStyle w:val="ListParagraph"/>
-      </w:pPr>
-      <w:r>
-        <w:t>Hospital's Fire and Non-Fire Emergencies SOP (FMS.5)</w:t>
-      </w:r>
-    </w:p>
-    <w:p>
-      <w:pPr>
-        <w:pStyle w:val="ListParagraph"/>
-      </w:pPr>
-      <w:r>
-        <w:t>Hospital's Support-Services Infection-Control Policy (HIC.3)</w:t>
-      </w:r>
-    </w:p>
-    <w:p>
-      <w:pPr>
-        <w:pStyle w:val="Heading1"/>
-      </w:pPr>
-      <w:r>
-        <w:t>7. Where This SOP's Requirements Come From (Verified Sources)</w:t>
+        <w:t>Full reference list</w:t>
       </w:r>
     </w:p>
     <w:p>
@@ -869,19 +1110,6 @@
       </w:hyperlink>
       <w:r>
         <w:t>. Space-planning framework, not a NABH bed-count mandate.</w:t>
-      </w:r>
-    </w:p>
-    <w:p>
-      <w:pPr>
-        <w:pStyle w:val="Heading1"/>
-      </w:pPr>
-      <w:r>
-        <w:t>8. Review</w:t>
-      </w:r>
-    </w:p>
-    <w:p>
-      <w:r>
-        <w:t>This SOP is reviewed annually, or sooner if a loaded backup test fails, if the AAC.1 service directory changes, or if AAC.1, AAC.6, FMS.3, FMS.4, FMS.5 or HIC.3 that this SOP hands work to are revised.</w:t>
       </w:r>
     </w:p>
     <w:sectPr>

--- a/policies/build/sop_record_masters/FMS/SOP_FMS.1.a_to_f_planned_facilities_utilities_environment.docx
+++ b/policies/build/sop_record_masters/FMS/SOP_FMS.1.a_to_f_planned_facilities_utilities_environment.docx
@@ -208,12 +208,6 @@
     </w:p>
     <w:p>
       <w:r>
-        <w:rPr>
-          <w:i/>
-        </w:rPr>
-        <w:t xml:space="preserve">Why: </w:t>
-      </w:r>
-      <w:r>
         <w:t>so everyone knows which building failure belongs here and which belongs to a different SOP -- that's what gets the right person responding fast, instead of a dry tap or a dark corridor being nobody's problem for an hour.</w:t>
       </w:r>
     </w:p>
@@ -231,12 +225,6 @@
       </w:r>
     </w:p>
     <w:p>
-      <w:r>
-        <w:rPr>
-          <w:i/>
-        </w:rPr>
-        <w:t xml:space="preserve">Why: </w:t>
-      </w:r>
       <w:r>
         <w:t>a dark essential circuit or a dry clinical tap left unowned stays broken. Naming exactly who holds drawings, who watches utilities and who owns the backup tests is what gets it fixed before a patient is affected, not after.</w:t>
       </w:r>
@@ -314,12 +302,6 @@
     </w:p>
     <w:p>
       <w:r>
-        <w:rPr>
-          <w:i/>
-        </w:rPr>
-        <w:t xml:space="preserve">Why: </w:t>
-      </w:r>
-      <w:r>
         <w:t>A corridor pressed into service as a ward, or a sluice used as a sterile store, puts patients in a space that was never built to keep them safe. Matching the building to what we actually treat is what prevents that.</w:t>
       </w:r>
     </w:p>
@@ -347,12 +329,6 @@
       </w:r>
     </w:p>
     <w:p>
-      <w:r>
-        <w:rPr>
-          <w:i/>
-        </w:rPr>
-        <w:t xml:space="preserve">Why: </w:t>
-      </w:r>
       <w:r>
         <w:t>If a fire crew or a contractor is working from a drawing that doesn't match what was actually built, they can open the wrong panel or miss a wall that's no longer there. Current drawings are what keep that from happening.</w:t>
       </w:r>
@@ -382,12 +358,6 @@
     </w:p>
     <w:p>
       <w:r>
-        <w:rPr>
-          <w:i/>
-        </w:rPr>
-        <w:t xml:space="preserve">Why: </w:t>
-      </w:r>
-      <w:r>
         <w:t>A first-time family that can't find the entrance, registration, toilets or an exit -- in a language they actually read -- is lost in a building when they're already stressed. A sign nobody can read is a sign that was never posted.</w:t>
       </w:r>
     </w:p>
@@ -410,12 +380,6 @@
       </w:r>
     </w:p>
     <w:p>
-      <w:r>
-        <w:rPr>
-          <w:i/>
-        </w:rPr>
-        <w:t xml:space="preserve">Why: </w:t>
-      </w:r>
       <w:r>
         <w:t>A roof tank that looks full on paper while the OT scrub sink is dry because a valve is shut, or a theatre going dark because a changeover never closed, is a patient-safety failure that happens at the exact moment someone needs water or power most -- often at 3am, not during the morning check.</w:t>
       </w:r>
@@ -450,12 +414,6 @@
     </w:p>
     <w:p>
       <w:r>
-        <w:rPr>
-          <w:i/>
-        </w:rPr>
-        <w:t xml:space="preserve">Why: </w:t>
-      </w:r>
-      <w:r>
         <w:t>A weekly no-load crank proves the starter motor works, not that the generator will carry theatre, ICU and emergency lighting together when it's actually needed. A sealed tanker contract nobody has called at night is not a backup -- it's a promise.</w:t>
       </w:r>
     </w:p>
@@ -488,12 +446,6 @@
       </w:r>
     </w:p>
     <w:p>
-      <w:r>
-        <w:rPr>
-          <w:i/>
-        </w:rPr>
-        <w:t xml:space="preserve">Why: </w:t>
-      </w:r>
       <w:r>
         <w:t>A filed electricity bill or a single LED retrofit offered as the whole programme doesn't actually reduce what this hospital consumes or throws away. A real initiative with a measured result is what makes this more than a poster on a wall.</w:t>
       </w:r>

--- a/policies/build/sop_record_masters/FMS/SOP_FMS.1.a_to_f_planned_facilities_utilities_environment.docx
+++ b/policies/build/sop_record_masters/FMS/SOP_FMS.1.a_to_f_planned_facilities_utilities_environment.docx
@@ -396,7 +396,32 @@
     </w:p>
     <w:p>
       <w:r>
-        <w:t>Essential clinical and life-safety circuits -- at minimum emergency, OT, labour, ICU/HDU, nursery and blood bank where present, ventilators and their compressors, emergency lighting, fire detection, and medical-gas plant alarms -- stay energised at all times.</w:t>
+        <w:t>Essential clinical and life-safety circuits stay energised at all times. At minimum, this covers:</w:t>
+      </w:r>
+    </w:p>
+    <w:p>
+      <w:r>
+        <w:t>1. Emergency, OT, labour, ICU/HDU, nursery and blood bank, where present.</w:t>
+      </w:r>
+    </w:p>
+    <w:p>
+      <w:r>
+        <w:t>2. Ventilators and their compressors.</w:t>
+      </w:r>
+    </w:p>
+    <w:p>
+      <w:r>
+        <w:t>3. Emergency lighting.</w:t>
+      </w:r>
+    </w:p>
+    <w:p>
+      <w:r>
+        <w:t>4. Fire detection.</w:t>
+      </w:r>
+    </w:p>
+    <w:p>
+      <w:r>
+        <w:t>5. Medical-gas plant alarms.</w:t>
       </w:r>
     </w:p>
     <w:p>
@@ -457,7 +482,37 @@
     </w:p>
     <w:p>
       <w:r>
-        <w:t>Eligible initiatives include measured electricity or fuel use, lighting or HVAC set-back in non-clinical hours, solar if installed, rainwater or condensate reuse if installed, segregation of municipal (non-biomedical) waste, and reduction of single-use non-clinical materials.</w:t>
+        <w:t>Eligible initiatives include six kinds:</w:t>
+      </w:r>
+    </w:p>
+    <w:p>
+      <w:r>
+        <w:t>1. Measured electricity or fuel use.</w:t>
+      </w:r>
+    </w:p>
+    <w:p>
+      <w:r>
+        <w:t>2. Lighting or HVAC set-back in non-clinical hours.</w:t>
+      </w:r>
+    </w:p>
+    <w:p>
+      <w:r>
+        <w:t>3. Solar, if installed.</w:t>
+      </w:r>
+    </w:p>
+    <w:p>
+      <w:r>
+        <w:t>4. Rainwater or condensate reuse, if installed.</w:t>
+      </w:r>
+    </w:p>
+    <w:p>
+      <w:r>
+        <w:t>5. Segregation of municipal (non-biomedical) waste.</w:t>
+      </w:r>
+    </w:p>
+    <w:p>
+      <w:r>
+        <w:t>6. Reduction of single-use non-clinical materials.</w:t>
       </w:r>
     </w:p>
     <w:p>
